--- a/public/doc-templates/TA/pengesahan-ta.docx
+++ b/public/doc-templates/TA/pengesahan-ta.docx
@@ -792,26 +792,26 @@
                 <w:sz w:val="24"/>
                 <w:szCs w:val="24"/>
               </w:rPr>
-              <w:t>{nama_dosen1}</w:t>
-            </w:r>
-          </w:p>
-          <w:p>
-            <w:pPr>
-              <w:spacing w:after="0" w:line="276" w:lineRule="auto"/>
-              <w:jc w:val="both"/>
-              <w:rPr>
-                <w:rFonts w:ascii="Times New Roman" w:hAnsi="Times New Roman" w:cs="Times New Roman"/>
-                <w:sz w:val="24"/>
-                <w:szCs w:val="24"/>
-              </w:rPr>
-            </w:pPr>
-            <w:r>
-              <w:rPr>
-                <w:rFonts w:ascii="Times New Roman" w:hAnsi="Times New Roman" w:cs="Times New Roman"/>
-                <w:sz w:val="24"/>
-                <w:szCs w:val="24"/>
-              </w:rPr>
-              <w:t>{nip1}</w:t>
+              <w:t xml:space="preserve">{nama_pembimbing}</w:t>
+            </w:r>
+          </w:p>
+          <w:p>
+            <w:pPr>
+              <w:spacing w:after="0" w:line="276" w:lineRule="auto"/>
+              <w:jc w:val="both"/>
+              <w:rPr>
+                <w:rFonts w:ascii="Times New Roman" w:hAnsi="Times New Roman" w:cs="Times New Roman"/>
+                <w:sz w:val="24"/>
+                <w:szCs w:val="24"/>
+              </w:rPr>
+            </w:pPr>
+            <w:r>
+              <w:rPr>
+                <w:rFonts w:ascii="Times New Roman" w:hAnsi="Times New Roman" w:cs="Times New Roman"/>
+                <w:sz w:val="24"/>
+                <w:szCs w:val="24"/>
+              </w:rPr>
+              <w:t xml:space="preserve">{nip_pembimbing}</w:t>
             </w:r>
           </w:p>
         </w:tc>
@@ -903,26 +903,26 @@
                 <w:sz w:val="24"/>
                 <w:szCs w:val="24"/>
               </w:rPr>
-              <w:t>{nama_dosen2}</w:t>
-            </w:r>
-          </w:p>
-          <w:p>
-            <w:pPr>
-              <w:spacing w:after="0" w:line="276" w:lineRule="auto"/>
-              <w:jc w:val="both"/>
-              <w:rPr>
-                <w:rFonts w:ascii="Times New Roman" w:hAnsi="Times New Roman" w:cs="Times New Roman"/>
-                <w:sz w:val="24"/>
-                <w:szCs w:val="24"/>
-              </w:rPr>
-            </w:pPr>
-            <w:r>
-              <w:rPr>
-                <w:rFonts w:ascii="Times New Roman" w:hAnsi="Times New Roman" w:cs="Times New Roman"/>
-                <w:sz w:val="24"/>
-                <w:szCs w:val="24"/>
-              </w:rPr>
-              <w:t>{nip2}</w:t>
+              <w:t xml:space="preserve"/>
+            </w:r>
+          </w:p>
+          <w:p>
+            <w:pPr>
+              <w:spacing w:after="0" w:line="276" w:lineRule="auto"/>
+              <w:jc w:val="both"/>
+              <w:rPr>
+                <w:rFonts w:ascii="Times New Roman" w:hAnsi="Times New Roman" w:cs="Times New Roman"/>
+                <w:sz w:val="24"/>
+                <w:szCs w:val="24"/>
+              </w:rPr>
+            </w:pPr>
+            <w:r>
+              <w:rPr>
+                <w:rFonts w:ascii="Times New Roman" w:hAnsi="Times New Roman" w:cs="Times New Roman"/>
+                <w:sz w:val="24"/>
+                <w:szCs w:val="24"/>
+              </w:rPr>
+              <w:t xml:space="preserve"/>
             </w:r>
           </w:p>
         </w:tc>
@@ -1040,26 +1040,26 @@
                 <w:sz w:val="24"/>
                 <w:szCs w:val="24"/>
               </w:rPr>
-              <w:t>{nama_dosen3}</w:t>
-            </w:r>
-          </w:p>
-          <w:p>
-            <w:pPr>
-              <w:spacing w:after="0" w:line="276" w:lineRule="auto"/>
-              <w:jc w:val="both"/>
-              <w:rPr>
-                <w:rFonts w:ascii="Times New Roman" w:hAnsi="Times New Roman" w:cs="Times New Roman"/>
-                <w:sz w:val="24"/>
-                <w:szCs w:val="24"/>
-              </w:rPr>
-            </w:pPr>
-            <w:r>
-              <w:rPr>
-                <w:rFonts w:ascii="Times New Roman" w:hAnsi="Times New Roman" w:cs="Times New Roman"/>
-                <w:sz w:val="24"/>
-                <w:szCs w:val="24"/>
-              </w:rPr>
-              <w:t>{nip3}</w:t>
+              <w:t xml:space="preserve">{nama_penguji1}</w:t>
+            </w:r>
+          </w:p>
+          <w:p>
+            <w:pPr>
+              <w:spacing w:after="0" w:line="276" w:lineRule="auto"/>
+              <w:jc w:val="both"/>
+              <w:rPr>
+                <w:rFonts w:ascii="Times New Roman" w:hAnsi="Times New Roman" w:cs="Times New Roman"/>
+                <w:sz w:val="24"/>
+                <w:szCs w:val="24"/>
+              </w:rPr>
+            </w:pPr>
+            <w:r>
+              <w:rPr>
+                <w:rFonts w:ascii="Times New Roman" w:hAnsi="Times New Roman" w:cs="Times New Roman"/>
+                <w:sz w:val="24"/>
+                <w:szCs w:val="24"/>
+              </w:rPr>
+              <w:t xml:space="preserve">{nip_penguji1}</w:t>
             </w:r>
           </w:p>
         </w:tc>
@@ -1177,26 +1177,26 @@
                 <w:sz w:val="24"/>
                 <w:szCs w:val="24"/>
               </w:rPr>
-              <w:t>{nama_dosen4}</w:t>
-            </w:r>
-          </w:p>
-          <w:p>
-            <w:pPr>
-              <w:spacing w:after="0" w:line="276" w:lineRule="auto"/>
-              <w:jc w:val="both"/>
-              <w:rPr>
-                <w:rFonts w:ascii="Times New Roman" w:hAnsi="Times New Roman" w:cs="Times New Roman"/>
-                <w:sz w:val="24"/>
-                <w:szCs w:val="24"/>
-              </w:rPr>
-            </w:pPr>
-            <w:r>
-              <w:rPr>
-                <w:rFonts w:ascii="Times New Roman" w:hAnsi="Times New Roman" w:cs="Times New Roman"/>
-                <w:sz w:val="24"/>
-                <w:szCs w:val="24"/>
-              </w:rPr>
-              <w:t>{nip4}</w:t>
+              <w:t xml:space="preserve">{nama_penguji2}</w:t>
+            </w:r>
+          </w:p>
+          <w:p>
+            <w:pPr>
+              <w:spacing w:after="0" w:line="276" w:lineRule="auto"/>
+              <w:jc w:val="both"/>
+              <w:rPr>
+                <w:rFonts w:ascii="Times New Roman" w:hAnsi="Times New Roman" w:cs="Times New Roman"/>
+                <w:sz w:val="24"/>
+                <w:szCs w:val="24"/>
+              </w:rPr>
+            </w:pPr>
+            <w:r>
+              <w:rPr>
+                <w:rFonts w:ascii="Times New Roman" w:hAnsi="Times New Roman" w:cs="Times New Roman"/>
+                <w:sz w:val="24"/>
+                <w:szCs w:val="24"/>
+              </w:rPr>
+              <w:t xml:space="preserve">{nip_penguji2}</w:t>
             </w:r>
           </w:p>
         </w:tc>
